--- a/Lectures/Day_03/3111_Day_03- VOAs (also VBOs, Index buffers, vertex layout and shader managers, z buffer).docx
+++ b/Lectures/Day_03/3111_Day_03- VOAs (also VBOs, Index buffers, vertex layout and shader managers, z buffer).docx
@@ -1,6 +1,6 @@
 
 <file path=word/document.xml><?xml version="1.0" encoding="utf-8"?>
-<w:document xmlns:wpc="http://schemas.microsoft.com/office/word/2010/wordprocessingCanvas" xmlns:cx="http://schemas.microsoft.com/office/drawing/2014/chartex" xmlns:cx1="http://schemas.microsoft.com/office/drawing/2015/9/8/chartex" xmlns:mc="http://schemas.openxmlformats.org/markup-compatibility/2006" xmlns:o="urn:schemas-microsoft-com:office:office" xmlns:r="http://schemas.openxmlformats.org/officeDocument/2006/relationships" xmlns:m="http://schemas.openxmlformats.org/officeDocument/2006/math" xmlns:v="urn:schemas-microsoft-com:vml" xmlns:wp14="http://schemas.microsoft.com/office/word/2010/wordprocessingDrawing" xmlns:wp="http://schemas.openxmlformats.org/drawingml/2006/wordprocessingDrawing" xmlns:w10="urn:schemas-microsoft-com:office:word" xmlns:w="http://schemas.openxmlformats.org/wordprocessingml/2006/main" xmlns:w14="http://schemas.microsoft.com/office/word/2010/wordml" xmlns:w15="http://schemas.microsoft.com/office/word/2012/wordml" xmlns:w16se="http://schemas.microsoft.com/office/word/2015/wordml/symex" xmlns:wpg="http://schemas.microsoft.com/office/word/2010/wordprocessingGroup" xmlns:wpi="http://schemas.microsoft.com/office/word/2010/wordprocessingInk" xmlns:wne="http://schemas.microsoft.com/office/word/2006/wordml" xmlns:wps="http://schemas.microsoft.com/office/word/2010/wordprocessingShape" mc:Ignorable="w14 w15 w16se wp14">
+<w:document xmlns:wpc="http://schemas.microsoft.com/office/word/2010/wordprocessingCanvas" xmlns:cx="http://schemas.microsoft.com/office/drawing/2014/chartex" xmlns:cx1="http://schemas.microsoft.com/office/drawing/2015/9/8/chartex" xmlns:cx2="http://schemas.microsoft.com/office/drawing/2015/10/21/chartex" xmlns:cx3="http://schemas.microsoft.com/office/drawing/2016/5/9/chartex" xmlns:cx4="http://schemas.microsoft.com/office/drawing/2016/5/10/chartex" xmlns:cx5="http://schemas.microsoft.com/office/drawing/2016/5/11/chartex" xmlns:cx6="http://schemas.microsoft.com/office/drawing/2016/5/12/chartex" xmlns:cx7="http://schemas.microsoft.com/office/drawing/2016/5/13/chartex" xmlns:cx8="http://schemas.microsoft.com/office/drawing/2016/5/14/chartex" xmlns:mc="http://schemas.openxmlformats.org/markup-compatibility/2006" xmlns:aink="http://schemas.microsoft.com/office/drawing/2016/ink" xmlns:am3d="http://schemas.microsoft.com/office/drawing/2017/model3d" xmlns:o="urn:schemas-microsoft-com:office:office" xmlns:oel="http://schemas.microsoft.com/office/2019/extlst" xmlns:r="http://schemas.openxmlformats.org/officeDocument/2006/relationships" xmlns:m="http://schemas.openxmlformats.org/officeDocument/2006/math" xmlns:v="urn:schemas-microsoft-com:vml" xmlns:wp14="http://schemas.microsoft.com/office/word/2010/wordprocessingDrawing" xmlns:wp="http://schemas.openxmlformats.org/drawingml/2006/wordprocessingDrawing" xmlns:w10="urn:schemas-microsoft-com:office:word" xmlns:w="http://schemas.openxmlformats.org/wordprocessingml/2006/main" xmlns:w14="http://schemas.microsoft.com/office/word/2010/wordml" xmlns:w15="http://schemas.microsoft.com/office/word/2012/wordml" xmlns:w16cex="http://schemas.microsoft.com/office/word/2018/wordml/cex" xmlns:w16cid="http://schemas.microsoft.com/office/word/2016/wordml/cid" xmlns:w16="http://schemas.microsoft.com/office/word/2018/wordml" xmlns:w16du="http://schemas.microsoft.com/office/word/2023/wordml/word16du" xmlns:w16sdtdh="http://schemas.microsoft.com/office/word/2020/wordml/sdtdatahash" xmlns:w16sdtfl="http://schemas.microsoft.com/office/word/2024/wordml/sdtformatlock" xmlns:w16se="http://schemas.microsoft.com/office/word/2015/wordml/symex" xmlns:wpg="http://schemas.microsoft.com/office/word/2010/wordprocessingGroup" xmlns:wpi="http://schemas.microsoft.com/office/word/2010/wordprocessingInk" xmlns:wne="http://schemas.microsoft.com/office/word/2006/wordml" xmlns:wps="http://schemas.microsoft.com/office/word/2010/wordprocessingShape" mc:Ignorable="w14 w15 w16se w16cid w16 w16cex w16sdtdh w16sdtfl w16du wp14">
   <w:body>
     <w:p>
       <w:pPr>
@@ -24,7 +24,7 @@
           <w:sz w:val="32"/>
           <w:lang w:val="en-CA"/>
         </w:rPr>
-        <w:t>20</w:t>
+        <w:t>2</w:t>
       </w:r>
       <w:r>
         <w:rPr>
@@ -32,7 +32,7 @@
           <w:sz w:val="32"/>
           <w:lang w:val="en-CA"/>
         </w:rPr>
-        <w:t xml:space="preserve"> Day </w:t>
+        <w:t>6</w:t>
       </w:r>
       <w:r>
         <w:rPr>
@@ -40,7 +40,7 @@
           <w:sz w:val="32"/>
           <w:lang w:val="en-CA"/>
         </w:rPr>
-        <w:t>3</w:t>
+        <w:t xml:space="preserve"> Day </w:t>
       </w:r>
       <w:r>
         <w:rPr>
@@ -48,7 +48,7 @@
           <w:sz w:val="32"/>
           <w:lang w:val="en-CA"/>
         </w:rPr>
-        <w:t xml:space="preserve">, </w:t>
+        <w:t>3</w:t>
       </w:r>
       <w:r>
         <w:rPr>
@@ -56,17 +56,25 @@
           <w:sz w:val="32"/>
           <w:lang w:val="en-CA"/>
         </w:rPr>
-        <w:t>VAOs, VBOs, and Index Buffers, oh My!</w:t>
-      </w:r>
-    </w:p>
-    <w:p>
-      <w:pPr>
-        <w:jc w:val="center"/>
+        <w:t xml:space="preserve">, </w:t>
+      </w:r>
+      <w:r>
         <w:rPr>
           <w:b/>
           <w:sz w:val="32"/>
           <w:lang w:val="en-CA"/>
         </w:rPr>
+        <w:t>VAOs, VBOs, and Index Buffers, oh My!</w:t>
+      </w:r>
+    </w:p>
+    <w:p>
+      <w:pPr>
+        <w:jc w:val="center"/>
+        <w:rPr>
+          <w:b/>
+          <w:sz w:val="32"/>
+          <w:lang w:val="en-CA"/>
+        </w:rPr>
       </w:pPr>
       <w:r>
         <w:rPr>
@@ -74,7 +82,7 @@
           <w:lang w:val="en-CA" w:eastAsia="en-CA"/>
         </w:rPr>
         <w:drawing>
-          <wp:inline distT="0" distB="0" distL="0" distR="0">
+          <wp:inline distT="0" distB="0" distL="0" distR="0" wp14:anchorId="3C951B43" wp14:editId="3F439F06">
             <wp:extent cx="3986358" cy="2239802"/>
             <wp:effectExtent l="19050" t="0" r="0" b="0"/>
             <wp:docPr id="1" name="Picture 1" descr="Image result for with great power comes great responsibility meme"/>
@@ -254,17 +262,8 @@
           <w:sz w:val="24"/>
           <w:lang w:val="en-CA"/>
         </w:rPr>
-        <w:t xml:space="preserve"> way to do this...</w:t>
-      </w:r>
-      <w:proofErr w:type="gramStart"/>
-      <w:r>
-        <w:rPr>
-          <w:sz w:val="24"/>
-          <w:lang w:val="en-CA"/>
-        </w:rPr>
-        <w:t>”.</w:t>
-      </w:r>
-      <w:proofErr w:type="gramEnd"/>
+        <w:t xml:space="preserve"> way to do this...”.</w:t>
+      </w:r>
     </w:p>
     <w:p>
       <w:pPr>
@@ -301,39 +300,7 @@
           <w:sz w:val="24"/>
           <w:lang w:val="en-CA"/>
         </w:rPr>
-        <w:t xml:space="preserve">The issue is that VOAs are tied closely with </w:t>
-      </w:r>
-      <w:proofErr w:type="spellStart"/>
-      <w:r>
-        <w:rPr>
-          <w:sz w:val="24"/>
-          <w:lang w:val="en-CA"/>
-        </w:rPr>
-        <w:t>shader</w:t>
-      </w:r>
-      <w:proofErr w:type="spellEnd"/>
-      <w:r>
-        <w:rPr>
-          <w:sz w:val="24"/>
-          <w:lang w:val="en-CA"/>
-        </w:rPr>
-        <w:t xml:space="preserve"> objects, specifically </w:t>
-      </w:r>
-      <w:proofErr w:type="spellStart"/>
-      <w:r>
-        <w:rPr>
-          <w:sz w:val="24"/>
-          <w:lang w:val="en-CA"/>
-        </w:rPr>
-        <w:t>shader</w:t>
-      </w:r>
-      <w:proofErr w:type="spellEnd"/>
-      <w:r>
-        <w:rPr>
-          <w:sz w:val="24"/>
-          <w:lang w:val="en-CA"/>
-        </w:rPr>
-        <w:t xml:space="preserve"> programs, but they aren’t actually “connected” to them. Instead, they are connected to the </w:t>
+        <w:t xml:space="preserve">The issue is that VOAs are tied closely with shader objects, specifically shader programs, but they aren’t actually “connected” to them. Instead, they are connected to the </w:t>
       </w:r>
       <w:r>
         <w:rPr>
@@ -348,23 +315,7 @@
           <w:sz w:val="24"/>
           <w:lang w:val="en-CA"/>
         </w:rPr>
-        <w:t xml:space="preserve">that OpenGL is in while a </w:t>
-      </w:r>
-      <w:proofErr w:type="spellStart"/>
-      <w:r>
-        <w:rPr>
-          <w:sz w:val="24"/>
-          <w:lang w:val="en-CA"/>
-        </w:rPr>
-        <w:t>shader</w:t>
-      </w:r>
-      <w:proofErr w:type="spellEnd"/>
-      <w:r>
-        <w:rPr>
-          <w:sz w:val="24"/>
-          <w:lang w:val="en-CA"/>
-        </w:rPr>
-        <w:t xml:space="preserve"> is in use. They also, like so many things in OpenGL, have a name that is confusing for newcomers. The name </w:t>
+        <w:t xml:space="preserve">that OpenGL is in while a shader is in use. They also, like so many things in OpenGL, have a name that is confusing for newcomers. The name </w:t>
       </w:r>
       <w:r>
         <w:rPr>
@@ -431,7 +382,7 @@
           <w:sz w:val="24"/>
           <w:lang w:val="en-CA"/>
         </w:rPr>
-        <w:object w:dxaOrig="7202" w:dyaOrig="5398">
+        <w:object w:dxaOrig="7202" w:dyaOrig="5398" w14:anchorId="2038802C">
           <v:shapetype id="_x0000_t75" coordsize="21600,21600" o:spt="75" o:preferrelative="t" path="m@4@5l@4@11@9@11@9@5xe" filled="f" stroked="f">
             <v:stroke joinstyle="miter"/>
             <v:formulas>
@@ -451,10 +402,10 @@
             <v:path o:extrusionok="f" gradientshapeok="t" o:connecttype="rect"/>
             <o:lock v:ext="edit" aspectratio="t"/>
           </v:shapetype>
-          <v:shape id="_x0000_i1025" type="#_x0000_t75" style="width:504.85pt;height:378.85pt" o:ole="">
+          <v:shape id="_x0000_i1025" type="#_x0000_t75" style="width:504.75pt;height:378.75pt" o:ole="">
             <v:imagedata r:id="rId6" o:title=""/>
           </v:shape>
-          <o:OLEObject Type="Embed" ProgID="PowerPoint.Slide.12" ShapeID="_x0000_i1025" DrawAspect="Content" ObjectID="_1655551539" r:id="rId7"/>
+          <o:OLEObject Type="Embed" ProgID="PowerPoint.Slide.12" ShapeID="_x0000_i1025" DrawAspect="Content" ObjectID="_1840966984" r:id="rId7"/>
         </w:object>
       </w:r>
     </w:p>
@@ -546,7 +497,7 @@
           <w:sz w:val="24"/>
           <w:lang w:val="en-CA"/>
         </w:rPr>
-        <w:t xml:space="preserve">The </w:t>
+        <w:t>The shader is “fed” these vertices through the “Vertex Attributes”, which consist of an “array” (referring to the variables in the shader – we have two variables now (</w:t>
       </w:r>
       <w:proofErr w:type="spellStart"/>
       <w:r>
@@ -554,7 +505,7 @@
           <w:sz w:val="24"/>
           <w:lang w:val="en-CA"/>
         </w:rPr>
-        <w:t>shader</w:t>
+        <w:t>vCol</w:t>
       </w:r>
       <w:proofErr w:type="spellEnd"/>
       <w:r>
@@ -562,7 +513,7 @@
           <w:sz w:val="24"/>
           <w:lang w:val="en-CA"/>
         </w:rPr>
-        <w:t xml:space="preserve"> is “fed” these vertices through the “Vertex Attributes”, which consist of an “array” (referring to the variables in the </w:t>
+        <w:t xml:space="preserve"> and </w:t>
       </w:r>
       <w:proofErr w:type="spellStart"/>
       <w:r>
@@ -570,7 +521,7 @@
           <w:sz w:val="24"/>
           <w:lang w:val="en-CA"/>
         </w:rPr>
-        <w:t>shader</w:t>
+        <w:t>vPos</w:t>
       </w:r>
       <w:proofErr w:type="spellEnd"/>
       <w:r>
@@ -578,86 +529,22 @@
           <w:sz w:val="24"/>
           <w:lang w:val="en-CA"/>
         </w:rPr>
-        <w:t xml:space="preserve"> – we have two variables now (</w:t>
-      </w:r>
-      <w:proofErr w:type="spellStart"/>
-      <w:r>
-        <w:rPr>
-          <w:sz w:val="24"/>
-          <w:lang w:val="en-CA"/>
-        </w:rPr>
-        <w:t>vCol</w:t>
-      </w:r>
-      <w:proofErr w:type="spellEnd"/>
-      <w:r>
-        <w:rPr>
-          <w:sz w:val="24"/>
-          <w:lang w:val="en-CA"/>
-        </w:rPr>
-        <w:t xml:space="preserve"> and </w:t>
-      </w:r>
-      <w:proofErr w:type="spellStart"/>
-      <w:r>
-        <w:rPr>
-          <w:sz w:val="24"/>
-          <w:lang w:val="en-CA"/>
-        </w:rPr>
-        <w:t>vPos</w:t>
-      </w:r>
-      <w:proofErr w:type="spellEnd"/>
-      <w:r>
-        <w:rPr>
-          <w:sz w:val="24"/>
-          <w:lang w:val="en-CA"/>
-        </w:rPr>
-        <w:t xml:space="preserve">), but could have many more – and the “pointer” which allows the </w:t>
-      </w:r>
-      <w:proofErr w:type="spellStart"/>
-      <w:r>
-        <w:rPr>
-          <w:sz w:val="24"/>
-          <w:lang w:val="en-CA"/>
-        </w:rPr>
-        <w:t>shader</w:t>
-      </w:r>
-      <w:proofErr w:type="spellEnd"/>
-      <w:r>
-        <w:rPr>
-          <w:sz w:val="24"/>
-          <w:lang w:val="en-CA"/>
-        </w:rPr>
-        <w:t xml:space="preserve"> to “point to” the parts of the vertex in the “Vertex Array” (VBO). </w:t>
-      </w:r>
-    </w:p>
-    <w:p>
-      <w:pPr>
-        <w:rPr>
-          <w:sz w:val="24"/>
-          <w:lang w:val="en-CA"/>
-        </w:rPr>
-      </w:pPr>
-      <w:r>
-        <w:rPr>
-          <w:sz w:val="24"/>
-          <w:lang w:val="en-CA"/>
-        </w:rPr>
-        <w:t xml:space="preserve">The only thing new here is the “Element Array”/”Index Buffer”, but interestingly, we don’t have to worry to much about that – the index buffer simply refers to a particular vertex buffer, and doesn’t actually connect to the </w:t>
-      </w:r>
-      <w:proofErr w:type="spellStart"/>
-      <w:r>
-        <w:rPr>
-          <w:sz w:val="24"/>
-          <w:lang w:val="en-CA"/>
-        </w:rPr>
-        <w:t>shader</w:t>
-      </w:r>
-      <w:proofErr w:type="spellEnd"/>
-      <w:r>
-        <w:rPr>
-          <w:sz w:val="24"/>
-          <w:lang w:val="en-CA"/>
-        </w:rPr>
-        <w:t xml:space="preserve"> at all; it’s really that OpenGL </w:t>
+        <w:t xml:space="preserve">), but could have many more – and the “pointer” which allows the shader to “point to” the parts of the vertex in the “Vertex Array” (VBO). </w:t>
+      </w:r>
+    </w:p>
+    <w:p>
+      <w:pPr>
+        <w:rPr>
+          <w:sz w:val="24"/>
+          <w:lang w:val="en-CA"/>
+        </w:rPr>
+      </w:pPr>
+      <w:r>
+        <w:rPr>
+          <w:sz w:val="24"/>
+          <w:lang w:val="en-CA"/>
+        </w:rPr>
+        <w:t xml:space="preserve">The only thing new here is the “Element Array”/”Index Buffer”, but interestingly, we don’t have to worry to much about that – the index buffer simply refers to a particular vertex buffer, and doesn’t actually connect to the shader at all; it’s really that OpenGL </w:t>
       </w:r>
       <w:r>
         <w:rPr>
@@ -672,23 +559,7 @@
           <w:sz w:val="24"/>
           <w:lang w:val="en-CA"/>
         </w:rPr>
-        <w:t xml:space="preserve">feeds vertices into the </w:t>
-      </w:r>
-      <w:proofErr w:type="spellStart"/>
-      <w:r>
-        <w:rPr>
-          <w:sz w:val="24"/>
-          <w:lang w:val="en-CA"/>
-        </w:rPr>
-        <w:t>shader</w:t>
-      </w:r>
-      <w:proofErr w:type="spellEnd"/>
-      <w:r>
-        <w:rPr>
-          <w:sz w:val="24"/>
-          <w:lang w:val="en-CA"/>
-        </w:rPr>
-        <w:t xml:space="preserve"> through the index buffer rather than right from the VBO. </w:t>
+        <w:t xml:space="preserve">feeds vertices into the shader through the index buffer rather than right from the VBO. </w:t>
       </w:r>
     </w:p>
     <w:p>
@@ -1022,48 +893,74 @@
           <w:sz w:val="24"/>
           <w:lang w:val="en-CA"/>
         </w:rPr>
-        <w:t xml:space="preserve">each </w:t>
-      </w:r>
-      <w:proofErr w:type="spellStart"/>
+        <w:t>each shader that you use</w:t>
+      </w:r>
+      <w:r>
+        <w:rPr>
+          <w:sz w:val="24"/>
+          <w:lang w:val="en-CA"/>
+        </w:rPr>
+        <w:t xml:space="preserve"> AND that the shader </w:t>
+      </w:r>
       <w:r>
         <w:rPr>
           <w:i/>
           <w:sz w:val="24"/>
           <w:lang w:val="en-CA"/>
         </w:rPr>
-        <w:t>shader</w:t>
-      </w:r>
-      <w:proofErr w:type="spellEnd"/>
+        <w:t xml:space="preserve">doesn’t </w:t>
+      </w:r>
+      <w:r>
+        <w:rPr>
+          <w:sz w:val="24"/>
+          <w:lang w:val="en-CA"/>
+        </w:rPr>
+        <w:t xml:space="preserve">keep track of any of this. </w:t>
+      </w:r>
+    </w:p>
+    <w:p>
+      <w:pPr>
+        <w:rPr>
+          <w:sz w:val="24"/>
+          <w:lang w:val="en-CA"/>
+        </w:rPr>
+      </w:pPr>
+      <w:r>
+        <w:rPr>
+          <w:sz w:val="24"/>
+          <w:lang w:val="en-CA"/>
+        </w:rPr>
+        <w:t xml:space="preserve">What does this mean? </w:t>
+      </w:r>
+    </w:p>
+    <w:p>
+      <w:pPr>
+        <w:rPr>
+          <w:sz w:val="24"/>
+          <w:lang w:val="en-CA"/>
+        </w:rPr>
+      </w:pPr>
+      <w:r>
+        <w:rPr>
+          <w:sz w:val="24"/>
+          <w:lang w:val="en-CA"/>
+        </w:rPr>
+        <w:t xml:space="preserve">It means that if you want draw from more than one buffer, you have to set the vertex attributes </w:t>
+      </w:r>
       <w:r>
         <w:rPr>
           <w:i/>
           <w:sz w:val="24"/>
           <w:lang w:val="en-CA"/>
         </w:rPr>
-        <w:t xml:space="preserve"> that you use</w:t>
-      </w:r>
-      <w:r>
-        <w:rPr>
-          <w:sz w:val="24"/>
-          <w:lang w:val="en-CA"/>
-        </w:rPr>
-        <w:t xml:space="preserve"> AND that the </w:t>
-      </w:r>
-      <w:proofErr w:type="spellStart"/>
-      <w:r>
-        <w:rPr>
-          <w:sz w:val="24"/>
-          <w:lang w:val="en-CA"/>
-        </w:rPr>
-        <w:t>shader</w:t>
-      </w:r>
-      <w:proofErr w:type="spellEnd"/>
-      <w:r>
-        <w:rPr>
-          <w:sz w:val="24"/>
-          <w:lang w:val="en-CA"/>
-        </w:rPr>
-        <w:t xml:space="preserve"> </w:t>
+        <w:t>every single time you draw from a different buffer</w:t>
+      </w:r>
+      <w:r>
+        <w:rPr>
+          <w:sz w:val="24"/>
+          <w:lang w:val="en-CA"/>
+        </w:rPr>
+        <w:t xml:space="preserve"> for </w:t>
       </w:r>
       <w:r>
         <w:rPr>
@@ -1071,85 +968,7 @@
           <w:sz w:val="24"/>
           <w:lang w:val="en-CA"/>
         </w:rPr>
-        <w:t xml:space="preserve">doesn’t </w:t>
-      </w:r>
-      <w:r>
-        <w:rPr>
-          <w:sz w:val="24"/>
-          <w:lang w:val="en-CA"/>
-        </w:rPr>
-        <w:t xml:space="preserve">keep track of any of this. </w:t>
-      </w:r>
-    </w:p>
-    <w:p>
-      <w:pPr>
-        <w:rPr>
-          <w:sz w:val="24"/>
-          <w:lang w:val="en-CA"/>
-        </w:rPr>
-      </w:pPr>
-      <w:r>
-        <w:rPr>
-          <w:sz w:val="24"/>
-          <w:lang w:val="en-CA"/>
-        </w:rPr>
-        <w:t xml:space="preserve">What does this mean? </w:t>
-      </w:r>
-    </w:p>
-    <w:p>
-      <w:pPr>
-        <w:rPr>
-          <w:sz w:val="24"/>
-          <w:lang w:val="en-CA"/>
-        </w:rPr>
-      </w:pPr>
-      <w:r>
-        <w:rPr>
-          <w:sz w:val="24"/>
-          <w:lang w:val="en-CA"/>
-        </w:rPr>
-        <w:t xml:space="preserve">It means that if you want draw from more than one buffer, you have to set the vertex attributes </w:t>
-      </w:r>
-      <w:r>
-        <w:rPr>
-          <w:i/>
-          <w:sz w:val="24"/>
-          <w:lang w:val="en-CA"/>
-        </w:rPr>
-        <w:t>every single time you draw from a different buffer</w:t>
-      </w:r>
-      <w:r>
-        <w:rPr>
-          <w:sz w:val="24"/>
-          <w:lang w:val="en-CA"/>
-        </w:rPr>
-        <w:t xml:space="preserve"> for </w:t>
-      </w:r>
-      <w:r>
-        <w:rPr>
-          <w:i/>
-          <w:sz w:val="24"/>
-          <w:lang w:val="en-CA"/>
-        </w:rPr>
-        <w:t xml:space="preserve">every </w:t>
-      </w:r>
-      <w:proofErr w:type="spellStart"/>
-      <w:r>
-        <w:rPr>
-          <w:i/>
-          <w:sz w:val="24"/>
-          <w:lang w:val="en-CA"/>
-        </w:rPr>
-        <w:t>shader</w:t>
-      </w:r>
-      <w:proofErr w:type="spellEnd"/>
-      <w:r>
-        <w:rPr>
-          <w:i/>
-          <w:sz w:val="24"/>
-          <w:lang w:val="en-CA"/>
-        </w:rPr>
-        <w:t xml:space="preserve"> you use</w:t>
+        <w:t>every shader you use</w:t>
       </w:r>
       <w:r>
         <w:rPr>
@@ -1298,17 +1117,8 @@
           <w:sz w:val="24"/>
           <w:lang w:val="en-CA"/>
         </w:rPr>
-        <w:t xml:space="preserve">For an particular </w:t>
-      </w:r>
-      <w:proofErr w:type="spellStart"/>
-      <w:r>
-        <w:rPr>
-          <w:sz w:val="24"/>
-          <w:lang w:val="en-CA"/>
-        </w:rPr>
-        <w:t>shader</w:t>
-      </w:r>
-      <w:proofErr w:type="spellEnd"/>
+        <w:t>For an particular shader</w:t>
+      </w:r>
     </w:p>
     <w:p>
       <w:pPr>
@@ -1391,7 +1201,198 @@
           <w:sz w:val="24"/>
           <w:lang w:val="en-CA"/>
         </w:rPr>
-        <w:t xml:space="preserve">You need a new one for each </w:t>
+        <w:t xml:space="preserve">You need a new one for each shader (and for each “context”, which is what the shader is tied to – we will only use one context, ever, so you don’t need to worry about that, but </w:t>
+      </w:r>
+      <w:r>
+        <w:rPr>
+          <w:i/>
+          <w:sz w:val="24"/>
+          <w:lang w:val="en-CA"/>
+        </w:rPr>
+        <w:t xml:space="preserve">technically </w:t>
+      </w:r>
+      <w:r>
+        <w:rPr>
+          <w:sz w:val="24"/>
+          <w:lang w:val="en-CA"/>
+        </w:rPr>
+        <w:t xml:space="preserve">it’s tied to context as well). </w:t>
+      </w:r>
+    </w:p>
+    <w:p>
+      <w:pPr>
+        <w:rPr>
+          <w:sz w:val="24"/>
+          <w:lang w:val="en-CA"/>
+        </w:rPr>
+      </w:pPr>
+      <w:r>
+        <w:rPr>
+          <w:sz w:val="24"/>
+          <w:lang w:val="en-CA"/>
+        </w:rPr>
+        <w:t xml:space="preserve">The best of all? You only need one value, the VAO “name” (or number). </w:t>
+      </w:r>
+    </w:p>
+    <w:p>
+      <w:pPr>
+        <w:rPr>
+          <w:sz w:val="24"/>
+          <w:lang w:val="en-CA"/>
+        </w:rPr>
+      </w:pPr>
+    </w:p>
+    <w:p>
+      <w:pPr>
+        <w:rPr>
+          <w:b/>
+          <w:sz w:val="24"/>
+          <w:lang w:val="en-CA"/>
+        </w:rPr>
+      </w:pPr>
+      <w:r>
+        <w:rPr>
+          <w:b/>
+          <w:sz w:val="24"/>
+          <w:lang w:val="en-CA"/>
+        </w:rPr>
+        <w:t xml:space="preserve">So what’s the Big Hairy Deal, Feeney? </w:t>
+      </w:r>
+    </w:p>
+    <w:p>
+      <w:pPr>
+        <w:rPr>
+          <w:sz w:val="24"/>
+          <w:lang w:val="en-CA"/>
+        </w:rPr>
+      </w:pPr>
+      <w:r>
+        <w:rPr>
+          <w:sz w:val="24"/>
+          <w:lang w:val="en-CA"/>
+        </w:rPr>
+        <w:t xml:space="preserve">Well, we are going to be someone pre-emptive and start making a simply “shader manager”, which will look after “all things shader related”, including loading the shader source, handling errors and “uniforms” (we’ll look at those in a moment), and this will be tied to the VAO. </w:t>
+      </w:r>
+    </w:p>
+    <w:p>
+      <w:pPr>
+        <w:rPr>
+          <w:sz w:val="24"/>
+          <w:lang w:val="en-CA"/>
+        </w:rPr>
+      </w:pPr>
+      <w:r>
+        <w:rPr>
+          <w:sz w:val="24"/>
+          <w:lang w:val="en-CA"/>
+        </w:rPr>
+        <w:t xml:space="preserve">Wait, </w:t>
+      </w:r>
+      <w:r>
+        <w:rPr>
+          <w:i/>
+          <w:sz w:val="24"/>
+          <w:lang w:val="en-CA"/>
+        </w:rPr>
+        <w:t xml:space="preserve">why </w:t>
+      </w:r>
+      <w:r>
+        <w:rPr>
+          <w:sz w:val="24"/>
+          <w:lang w:val="en-CA"/>
+        </w:rPr>
+        <w:t xml:space="preserve">are the </w:t>
+      </w:r>
+      <w:r>
+        <w:rPr>
+          <w:i/>
+          <w:sz w:val="24"/>
+          <w:lang w:val="en-CA"/>
+        </w:rPr>
+        <w:t xml:space="preserve">shaders </w:t>
+      </w:r>
+      <w:r>
+        <w:rPr>
+          <w:sz w:val="24"/>
+          <w:lang w:val="en-CA"/>
+        </w:rPr>
+        <w:t xml:space="preserve">tied to the VOA? Well, because the “vertex array” (the connection between the vertex buffer and the shader) requires a working and loaded shader to “bind” to. </w:t>
+      </w:r>
+    </w:p>
+    <w:p>
+      <w:pPr>
+        <w:rPr>
+          <w:sz w:val="24"/>
+          <w:lang w:val="en-CA"/>
+        </w:rPr>
+      </w:pPr>
+      <w:r>
+        <w:rPr>
+          <w:sz w:val="24"/>
+          <w:lang w:val="en-CA"/>
+        </w:rPr>
+        <w:t xml:space="preserve">Put another way: it doesn’t make sense to enable a particular VAO if there isn’t a shader there to be feed the vertices. BUT, the VAO doesn’t “pay attention” to this, only enabling the connection to a particular shader – not necessarily the one you are currently using. </w:t>
+      </w:r>
+    </w:p>
+    <w:p>
+      <w:pPr>
+        <w:rPr>
+          <w:sz w:val="24"/>
+          <w:lang w:val="en-CA"/>
+        </w:rPr>
+      </w:pPr>
+      <w:r>
+        <w:rPr>
+          <w:sz w:val="24"/>
+          <w:lang w:val="en-CA"/>
+        </w:rPr>
+        <w:t xml:space="preserve">Why do this? Well, because it’s very likely that the reason you are using another shader is that you want to the vertices to be handled in a different way, </w:t>
+      </w:r>
+      <w:r>
+        <w:rPr>
+          <w:b/>
+          <w:sz w:val="24"/>
+          <w:u w:val="single"/>
+          <w:lang w:val="en-CA"/>
+        </w:rPr>
+        <w:t>so each “vertex attribute” layout would be specific for each, individual instance of a particular shader</w:t>
+      </w:r>
+      <w:r>
+        <w:rPr>
+          <w:sz w:val="24"/>
+          <w:lang w:val="en-CA"/>
+        </w:rPr>
+        <w:t xml:space="preserve">. </w:t>
+      </w:r>
+    </w:p>
+    <w:p>
+      <w:pPr>
+        <w:rPr>
+          <w:sz w:val="24"/>
+          <w:lang w:val="en-CA"/>
+        </w:rPr>
+      </w:pPr>
+      <w:r>
+        <w:rPr>
+          <w:sz w:val="24"/>
+          <w:lang w:val="en-CA"/>
+        </w:rPr>
+        <w:t xml:space="preserve">What does </w:t>
+      </w:r>
+      <w:r>
+        <w:rPr>
+          <w:i/>
+          <w:sz w:val="24"/>
+          <w:lang w:val="en-CA"/>
+        </w:rPr>
+        <w:t xml:space="preserve">that </w:t>
+      </w:r>
+      <w:r>
+        <w:rPr>
+          <w:sz w:val="24"/>
+          <w:lang w:val="en-CA"/>
+        </w:rPr>
+        <w:t>mean? Well, it means that if you have one VAO (</w:t>
       </w:r>
       <w:proofErr w:type="spellStart"/>
       <w:r>
@@ -1399,7 +1400,7 @@
           <w:sz w:val="24"/>
           <w:lang w:val="en-CA"/>
         </w:rPr>
-        <w:t>shader</w:t>
+        <w:t>VBO+Index+Vertex</w:t>
       </w:r>
       <w:proofErr w:type="spellEnd"/>
       <w:r>
@@ -1407,23 +1408,7 @@
           <w:sz w:val="24"/>
           <w:lang w:val="en-CA"/>
         </w:rPr>
-        <w:t xml:space="preserve"> (and for each “context”, which is what the </w:t>
-      </w:r>
-      <w:proofErr w:type="spellStart"/>
-      <w:r>
-        <w:rPr>
-          <w:sz w:val="24"/>
-          <w:lang w:val="en-CA"/>
-        </w:rPr>
-        <w:t>shader</w:t>
-      </w:r>
-      <w:proofErr w:type="spellEnd"/>
-      <w:r>
-        <w:rPr>
-          <w:sz w:val="24"/>
-          <w:lang w:val="en-CA"/>
-        </w:rPr>
-        <w:t xml:space="preserve"> is tied to – we will only use one context, ever, so you don’t need to worry about that, but </w:t>
+        <w:t xml:space="preserve"> Attribute) for each model (i.e. your buffers only hold </w:t>
       </w:r>
       <w:r>
         <w:rPr>
@@ -1431,362 +1416,6 @@
           <w:sz w:val="24"/>
           <w:lang w:val="en-CA"/>
         </w:rPr>
-        <w:t xml:space="preserve">technically </w:t>
-      </w:r>
-      <w:r>
-        <w:rPr>
-          <w:sz w:val="24"/>
-          <w:lang w:val="en-CA"/>
-        </w:rPr>
-        <w:t xml:space="preserve">it’s tied to context as well). </w:t>
-      </w:r>
-    </w:p>
-    <w:p>
-      <w:pPr>
-        <w:rPr>
-          <w:sz w:val="24"/>
-          <w:lang w:val="en-CA"/>
-        </w:rPr>
-      </w:pPr>
-      <w:r>
-        <w:rPr>
-          <w:sz w:val="24"/>
-          <w:lang w:val="en-CA"/>
-        </w:rPr>
-        <w:t xml:space="preserve">The best of all? You only need one value, the VAO “name” (or number). </w:t>
-      </w:r>
-    </w:p>
-    <w:p>
-      <w:pPr>
-        <w:rPr>
-          <w:sz w:val="24"/>
-          <w:lang w:val="en-CA"/>
-        </w:rPr>
-      </w:pPr>
-    </w:p>
-    <w:p>
-      <w:pPr>
-        <w:rPr>
-          <w:b/>
-          <w:sz w:val="24"/>
-          <w:lang w:val="en-CA"/>
-        </w:rPr>
-      </w:pPr>
-      <w:r>
-        <w:rPr>
-          <w:b/>
-          <w:sz w:val="24"/>
-          <w:lang w:val="en-CA"/>
-        </w:rPr>
-        <w:t xml:space="preserve">So what’s the Big Hairy Deal, Feeney? </w:t>
-      </w:r>
-    </w:p>
-    <w:p>
-      <w:pPr>
-        <w:rPr>
-          <w:sz w:val="24"/>
-          <w:lang w:val="en-CA"/>
-        </w:rPr>
-      </w:pPr>
-      <w:r>
-        <w:rPr>
-          <w:sz w:val="24"/>
-          <w:lang w:val="en-CA"/>
-        </w:rPr>
-        <w:t>Well, we are going to be someone pre-emptive and start making a simply “</w:t>
-      </w:r>
-      <w:proofErr w:type="spellStart"/>
-      <w:r>
-        <w:rPr>
-          <w:sz w:val="24"/>
-          <w:lang w:val="en-CA"/>
-        </w:rPr>
-        <w:t>shader</w:t>
-      </w:r>
-      <w:proofErr w:type="spellEnd"/>
-      <w:r>
-        <w:rPr>
-          <w:sz w:val="24"/>
-          <w:lang w:val="en-CA"/>
-        </w:rPr>
-        <w:t xml:space="preserve"> manager”, which will look after “all things </w:t>
-      </w:r>
-      <w:proofErr w:type="spellStart"/>
-      <w:r>
-        <w:rPr>
-          <w:sz w:val="24"/>
-          <w:lang w:val="en-CA"/>
-        </w:rPr>
-        <w:t>shader</w:t>
-      </w:r>
-      <w:proofErr w:type="spellEnd"/>
-      <w:r>
-        <w:rPr>
-          <w:sz w:val="24"/>
-          <w:lang w:val="en-CA"/>
-        </w:rPr>
-        <w:t xml:space="preserve"> related”, including loading the </w:t>
-      </w:r>
-      <w:proofErr w:type="spellStart"/>
-      <w:r>
-        <w:rPr>
-          <w:sz w:val="24"/>
-          <w:lang w:val="en-CA"/>
-        </w:rPr>
-        <w:t>shader</w:t>
-      </w:r>
-      <w:proofErr w:type="spellEnd"/>
-      <w:r>
-        <w:rPr>
-          <w:sz w:val="24"/>
-          <w:lang w:val="en-CA"/>
-        </w:rPr>
-        <w:t xml:space="preserve"> source, handling errors and “uniforms” (we’ll look at those in a moment), and this will be tied to the VAO. </w:t>
-      </w:r>
-    </w:p>
-    <w:p>
-      <w:pPr>
-        <w:rPr>
-          <w:sz w:val="24"/>
-          <w:lang w:val="en-CA"/>
-        </w:rPr>
-      </w:pPr>
-      <w:r>
-        <w:rPr>
-          <w:sz w:val="24"/>
-          <w:lang w:val="en-CA"/>
-        </w:rPr>
-        <w:t xml:space="preserve">Wait, </w:t>
-      </w:r>
-      <w:r>
-        <w:rPr>
-          <w:i/>
-          <w:sz w:val="24"/>
-          <w:lang w:val="en-CA"/>
-        </w:rPr>
-        <w:t xml:space="preserve">why </w:t>
-      </w:r>
-      <w:r>
-        <w:rPr>
-          <w:sz w:val="24"/>
-          <w:lang w:val="en-CA"/>
-        </w:rPr>
-        <w:t xml:space="preserve">are the </w:t>
-      </w:r>
-      <w:proofErr w:type="spellStart"/>
-      <w:r>
-        <w:rPr>
-          <w:i/>
-          <w:sz w:val="24"/>
-          <w:lang w:val="en-CA"/>
-        </w:rPr>
-        <w:t>shaders</w:t>
-      </w:r>
-      <w:proofErr w:type="spellEnd"/>
-      <w:r>
-        <w:rPr>
-          <w:i/>
-          <w:sz w:val="24"/>
-          <w:lang w:val="en-CA"/>
-        </w:rPr>
-        <w:t xml:space="preserve"> </w:t>
-      </w:r>
-      <w:r>
-        <w:rPr>
-          <w:sz w:val="24"/>
-          <w:lang w:val="en-CA"/>
-        </w:rPr>
-        <w:t xml:space="preserve">tied to the VOA? Well, because the “vertex array” (the connection between the vertex buffer and the </w:t>
-      </w:r>
-      <w:proofErr w:type="spellStart"/>
-      <w:r>
-        <w:rPr>
-          <w:sz w:val="24"/>
-          <w:lang w:val="en-CA"/>
-        </w:rPr>
-        <w:t>shader</w:t>
-      </w:r>
-      <w:proofErr w:type="spellEnd"/>
-      <w:r>
-        <w:rPr>
-          <w:sz w:val="24"/>
-          <w:lang w:val="en-CA"/>
-        </w:rPr>
-        <w:t xml:space="preserve">) requires a working and loaded </w:t>
-      </w:r>
-      <w:proofErr w:type="spellStart"/>
-      <w:r>
-        <w:rPr>
-          <w:sz w:val="24"/>
-          <w:lang w:val="en-CA"/>
-        </w:rPr>
-        <w:t>shader</w:t>
-      </w:r>
-      <w:proofErr w:type="spellEnd"/>
-      <w:r>
-        <w:rPr>
-          <w:sz w:val="24"/>
-          <w:lang w:val="en-CA"/>
-        </w:rPr>
-        <w:t xml:space="preserve"> to “bind” to. </w:t>
-      </w:r>
-    </w:p>
-    <w:p>
-      <w:pPr>
-        <w:rPr>
-          <w:sz w:val="24"/>
-          <w:lang w:val="en-CA"/>
-        </w:rPr>
-      </w:pPr>
-      <w:r>
-        <w:rPr>
-          <w:sz w:val="24"/>
-          <w:lang w:val="en-CA"/>
-        </w:rPr>
-        <w:t xml:space="preserve">Put another way: it doesn’t make sense to enable a particular VAO if there isn’t a </w:t>
-      </w:r>
-      <w:proofErr w:type="spellStart"/>
-      <w:r>
-        <w:rPr>
-          <w:sz w:val="24"/>
-          <w:lang w:val="en-CA"/>
-        </w:rPr>
-        <w:t>shader</w:t>
-      </w:r>
-      <w:proofErr w:type="spellEnd"/>
-      <w:r>
-        <w:rPr>
-          <w:sz w:val="24"/>
-          <w:lang w:val="en-CA"/>
-        </w:rPr>
-        <w:t xml:space="preserve"> there to be feed the vertices. BUT, the VAO doesn’t “pay attention” to this, only enabling the connection to a particular </w:t>
-      </w:r>
-      <w:proofErr w:type="spellStart"/>
-      <w:r>
-        <w:rPr>
-          <w:sz w:val="24"/>
-          <w:lang w:val="en-CA"/>
-        </w:rPr>
-        <w:t>shader</w:t>
-      </w:r>
-      <w:proofErr w:type="spellEnd"/>
-      <w:r>
-        <w:rPr>
-          <w:sz w:val="24"/>
-          <w:lang w:val="en-CA"/>
-        </w:rPr>
-        <w:t xml:space="preserve"> – not necessarily the one you are currently using. </w:t>
-      </w:r>
-    </w:p>
-    <w:p>
-      <w:pPr>
-        <w:rPr>
-          <w:sz w:val="24"/>
-          <w:lang w:val="en-CA"/>
-        </w:rPr>
-      </w:pPr>
-      <w:r>
-        <w:rPr>
-          <w:sz w:val="24"/>
-          <w:lang w:val="en-CA"/>
-        </w:rPr>
-        <w:t xml:space="preserve">Why do this? Well, because it’s very likely that the reason you are using another </w:t>
-      </w:r>
-      <w:proofErr w:type="spellStart"/>
-      <w:r>
-        <w:rPr>
-          <w:sz w:val="24"/>
-          <w:lang w:val="en-CA"/>
-        </w:rPr>
-        <w:t>shader</w:t>
-      </w:r>
-      <w:proofErr w:type="spellEnd"/>
-      <w:r>
-        <w:rPr>
-          <w:sz w:val="24"/>
-          <w:lang w:val="en-CA"/>
-        </w:rPr>
-        <w:t xml:space="preserve"> is that you want to the vertices to be handled in a different way, </w:t>
-      </w:r>
-      <w:r>
-        <w:rPr>
-          <w:b/>
-          <w:sz w:val="24"/>
-          <w:u w:val="single"/>
-          <w:lang w:val="en-CA"/>
-        </w:rPr>
-        <w:t xml:space="preserve">so each “vertex attribute” layout would be specific for each, individual instance of a particular </w:t>
-      </w:r>
-      <w:proofErr w:type="spellStart"/>
-      <w:r>
-        <w:rPr>
-          <w:b/>
-          <w:sz w:val="24"/>
-          <w:u w:val="single"/>
-          <w:lang w:val="en-CA"/>
-        </w:rPr>
-        <w:t>shader</w:t>
-      </w:r>
-      <w:proofErr w:type="spellEnd"/>
-      <w:r>
-        <w:rPr>
-          <w:sz w:val="24"/>
-          <w:lang w:val="en-CA"/>
-        </w:rPr>
-        <w:t xml:space="preserve">. </w:t>
-      </w:r>
-    </w:p>
-    <w:p>
-      <w:pPr>
-        <w:rPr>
-          <w:sz w:val="24"/>
-          <w:lang w:val="en-CA"/>
-        </w:rPr>
-      </w:pPr>
-      <w:r>
-        <w:rPr>
-          <w:sz w:val="24"/>
-          <w:lang w:val="en-CA"/>
-        </w:rPr>
-        <w:t xml:space="preserve">What does </w:t>
-      </w:r>
-      <w:r>
-        <w:rPr>
-          <w:i/>
-          <w:sz w:val="24"/>
-          <w:lang w:val="en-CA"/>
-        </w:rPr>
-        <w:t xml:space="preserve">that </w:t>
-      </w:r>
-      <w:r>
-        <w:rPr>
-          <w:sz w:val="24"/>
-          <w:lang w:val="en-CA"/>
-        </w:rPr>
-        <w:t>mean? Well, it means that if you have one VAO (</w:t>
-      </w:r>
-      <w:proofErr w:type="spellStart"/>
-      <w:r>
-        <w:rPr>
-          <w:sz w:val="24"/>
-          <w:lang w:val="en-CA"/>
-        </w:rPr>
-        <w:t>VBO+Index+Vertex</w:t>
-      </w:r>
-      <w:proofErr w:type="spellEnd"/>
-      <w:r>
-        <w:rPr>
-          <w:sz w:val="24"/>
-          <w:lang w:val="en-CA"/>
-        </w:rPr>
-        <w:t xml:space="preserve"> Attribute) for each model (i.e. your buffers only hold </w:t>
-      </w:r>
-      <w:r>
-        <w:rPr>
-          <w:i/>
-          <w:sz w:val="24"/>
-          <w:lang w:val="en-CA"/>
-        </w:rPr>
         <w:t xml:space="preserve">one </w:t>
       </w:r>
       <w:r>
@@ -1794,87 +1423,7 @@
           <w:sz w:val="24"/>
           <w:lang w:val="en-CA"/>
         </w:rPr>
-        <w:t xml:space="preserve">model), then you have to remember that each VAO is tied to an individual </w:t>
-      </w:r>
-      <w:proofErr w:type="spellStart"/>
-      <w:r>
-        <w:rPr>
-          <w:sz w:val="24"/>
-          <w:lang w:val="en-CA"/>
-        </w:rPr>
-        <w:t>shader</w:t>
-      </w:r>
-      <w:proofErr w:type="spellEnd"/>
-      <w:r>
-        <w:rPr>
-          <w:sz w:val="24"/>
-          <w:lang w:val="en-CA"/>
-        </w:rPr>
-        <w:t xml:space="preserve">. This is fine if you only use one </w:t>
-      </w:r>
-      <w:proofErr w:type="spellStart"/>
-      <w:r>
-        <w:rPr>
-          <w:sz w:val="24"/>
-          <w:lang w:val="en-CA"/>
-        </w:rPr>
-        <w:t>shader</w:t>
-      </w:r>
-      <w:proofErr w:type="spellEnd"/>
-      <w:r>
-        <w:rPr>
-          <w:sz w:val="24"/>
-          <w:lang w:val="en-CA"/>
-        </w:rPr>
-        <w:t xml:space="preserve"> (we are likely only using one), but if you have multiple </w:t>
-      </w:r>
-      <w:proofErr w:type="spellStart"/>
-      <w:r>
-        <w:rPr>
-          <w:sz w:val="24"/>
-          <w:lang w:val="en-CA"/>
-        </w:rPr>
-        <w:t>shaders</w:t>
-      </w:r>
-      <w:proofErr w:type="spellEnd"/>
-      <w:r>
-        <w:rPr>
-          <w:sz w:val="24"/>
-          <w:lang w:val="en-CA"/>
-        </w:rPr>
-        <w:t xml:space="preserve">, or multiple </w:t>
-      </w:r>
-      <w:proofErr w:type="spellStart"/>
-      <w:r>
-        <w:rPr>
-          <w:sz w:val="24"/>
-          <w:lang w:val="en-CA"/>
-        </w:rPr>
-        <w:t>shaders</w:t>
-      </w:r>
-      <w:proofErr w:type="spellEnd"/>
-      <w:r>
-        <w:rPr>
-          <w:sz w:val="24"/>
-          <w:lang w:val="en-CA"/>
-        </w:rPr>
-        <w:t xml:space="preserve"> in use per model, then you have a vast combination of VAO to </w:t>
-      </w:r>
-      <w:proofErr w:type="spellStart"/>
-      <w:r>
-        <w:rPr>
-          <w:sz w:val="24"/>
-          <w:lang w:val="en-CA"/>
-        </w:rPr>
-        <w:t>shaders</w:t>
-      </w:r>
-      <w:proofErr w:type="spellEnd"/>
-      <w:r>
-        <w:rPr>
-          <w:sz w:val="24"/>
-          <w:lang w:val="en-CA"/>
-        </w:rPr>
-        <w:t xml:space="preserve">. </w:t>
+        <w:t xml:space="preserve">model), then you have to remember that each VAO is tied to an individual shader. This is fine if you only use one shader (we are likely only using one), but if you have multiple shaders, or multiple shaders in use per model, then you have a vast combination of VAO to shaders. </w:t>
       </w:r>
     </w:p>
     <w:p>
@@ -1964,17 +1513,8 @@
           <w:sz w:val="24"/>
           <w:lang w:val="en-CA"/>
         </w:rPr>
-        <w:t>Know how big ALL of them are BEFORE you create your buffers</w:t>
-      </w:r>
-      <w:proofErr w:type="gramStart"/>
-      <w:r>
-        <w:rPr>
-          <w:sz w:val="24"/>
-          <w:lang w:val="en-CA"/>
-        </w:rPr>
-        <w:t>:</w:t>
-      </w:r>
-      <w:proofErr w:type="gramEnd"/>
+        <w:t>Know how big ALL of them are BEFORE you create your buffers:</w:t>
+      </w:r>
       <w:r>
         <w:rPr>
           <w:sz w:val="24"/>
@@ -2100,7 +1640,7 @@
           <w:sz w:val="24"/>
           <w:lang w:val="en-CA" w:eastAsia="en-CA"/>
         </w:rPr>
-        <w:pict>
+        <w:pict w14:anchorId="3299ED67">
           <v:shapetype id="_x0000_t66" coordsize="21600,21600" o:spt="66" adj="5400,5400" path="m@0,l@0@1,21600@1,21600@2@0@2@0,21600,,10800xe">
             <v:stroke joinstyle="miter"/>
             <v:formulas>
@@ -2597,7 +2137,7 @@
           <w:sz w:val="24"/>
           <w:lang w:val="en-CA" w:eastAsia="en-CA"/>
         </w:rPr>
-        <w:pict>
+        <w:pict w14:anchorId="563564F4">
           <v:shape id="_x0000_s1028" type="#_x0000_t66" style="position:absolute;left:0;text-align:left;margin-left:230.4pt;margin-top:25.85pt;width:148.85pt;height:29.6pt;z-index:251659264" fillcolor="#d99594 [1941]" strokecolor="#c0504d [3205]" strokeweight="1pt">
             <v:fill color2="#c0504d [3205]" focus="50%" type="gradient"/>
             <v:shadow on="t" type="perspective" color="#622423 [1605]" offset="1pt" offset2="-3pt"/>
@@ -3153,7 +2693,6 @@
           <w:lang w:val="en-CA"/>
         </w:rPr>
       </w:pPr>
-      <w:bookmarkStart w:id="0" w:name="_GoBack"/>
       <w:proofErr w:type="spellStart"/>
       <w:r>
         <w:rPr>
@@ -3164,7 +2703,6 @@
         </w:rPr>
         <w:t>glBindVertexArray</w:t>
       </w:r>
-      <w:bookmarkEnd w:id="0"/>
       <w:proofErr w:type="spellEnd"/>
       <w:r>
         <w:rPr>
@@ -3489,23 +3027,7 @@
           <w:sz w:val="24"/>
           <w:lang w:val="en-CA"/>
         </w:rPr>
-        <w:t xml:space="preserve"> </w:t>
-      </w:r>
-      <w:proofErr w:type="spellStart"/>
-      <w:r>
-        <w:rPr>
-          <w:sz w:val="24"/>
-          <w:lang w:val="en-CA"/>
-        </w:rPr>
-        <w:t>shader</w:t>
-      </w:r>
-      <w:proofErr w:type="spellEnd"/>
-      <w:r>
-        <w:rPr>
-          <w:sz w:val="24"/>
-          <w:lang w:val="en-CA"/>
-        </w:rPr>
-        <w:t xml:space="preserve">, </w:t>
+        <w:t xml:space="preserve"> shader, </w:t>
       </w:r>
       <w:r>
         <w:rPr>
@@ -3570,7 +3092,7 @@
 </file>
 
 <file path=word/numbering.xml><?xml version="1.0" encoding="utf-8"?>
-<w:numbering xmlns:wpc="http://schemas.microsoft.com/office/word/2010/wordprocessingCanvas" xmlns:cx="http://schemas.microsoft.com/office/drawing/2014/chartex" xmlns:cx1="http://schemas.microsoft.com/office/drawing/2015/9/8/chartex" xmlns:mc="http://schemas.openxmlformats.org/markup-compatibility/2006" xmlns:o="urn:schemas-microsoft-com:office:office" xmlns:r="http://schemas.openxmlformats.org/officeDocument/2006/relationships" xmlns:m="http://schemas.openxmlformats.org/officeDocument/2006/math" xmlns:v="urn:schemas-microsoft-com:vml" xmlns:wp14="http://schemas.microsoft.com/office/word/2010/wordprocessingDrawing" xmlns:wp="http://schemas.openxmlformats.org/drawingml/2006/wordprocessingDrawing" xmlns:w10="urn:schemas-microsoft-com:office:word" xmlns:w="http://schemas.openxmlformats.org/wordprocessingml/2006/main" xmlns:w14="http://schemas.microsoft.com/office/word/2010/wordml" xmlns:w15="http://schemas.microsoft.com/office/word/2012/wordml" xmlns:w16se="http://schemas.microsoft.com/office/word/2015/wordml/symex" xmlns:wpg="http://schemas.microsoft.com/office/word/2010/wordprocessingGroup" xmlns:wpi="http://schemas.microsoft.com/office/word/2010/wordprocessingInk" xmlns:wne="http://schemas.microsoft.com/office/word/2006/wordml" xmlns:wps="http://schemas.microsoft.com/office/word/2010/wordprocessingShape" mc:Ignorable="w14 w15 w16se wp14">
+<w:numbering xmlns:wpc="http://schemas.microsoft.com/office/word/2010/wordprocessingCanvas" xmlns:cx="http://schemas.microsoft.com/office/drawing/2014/chartex" xmlns:cx1="http://schemas.microsoft.com/office/drawing/2015/9/8/chartex" xmlns:cx2="http://schemas.microsoft.com/office/drawing/2015/10/21/chartex" xmlns:cx3="http://schemas.microsoft.com/office/drawing/2016/5/9/chartex" xmlns:cx4="http://schemas.microsoft.com/office/drawing/2016/5/10/chartex" xmlns:cx5="http://schemas.microsoft.com/office/drawing/2016/5/11/chartex" xmlns:cx6="http://schemas.microsoft.com/office/drawing/2016/5/12/chartex" xmlns:cx7="http://schemas.microsoft.com/office/drawing/2016/5/13/chartex" xmlns:cx8="http://schemas.microsoft.com/office/drawing/2016/5/14/chartex" xmlns:mc="http://schemas.openxmlformats.org/markup-compatibility/2006" xmlns:aink="http://schemas.microsoft.com/office/drawing/2016/ink" xmlns:am3d="http://schemas.microsoft.com/office/drawing/2017/model3d" xmlns:o="urn:schemas-microsoft-com:office:office" xmlns:oel="http://schemas.microsoft.com/office/2019/extlst" xmlns:r="http://schemas.openxmlformats.org/officeDocument/2006/relationships" xmlns:m="http://schemas.openxmlformats.org/officeDocument/2006/math" xmlns:v="urn:schemas-microsoft-com:vml" xmlns:wp14="http://schemas.microsoft.com/office/word/2010/wordprocessingDrawing" xmlns:wp="http://schemas.openxmlformats.org/drawingml/2006/wordprocessingDrawing" xmlns:w10="urn:schemas-microsoft-com:office:word" xmlns:w="http://schemas.openxmlformats.org/wordprocessingml/2006/main" xmlns:w14="http://schemas.microsoft.com/office/word/2010/wordml" xmlns:w15="http://schemas.microsoft.com/office/word/2012/wordml" xmlns:w16cex="http://schemas.microsoft.com/office/word/2018/wordml/cex" xmlns:w16cid="http://schemas.microsoft.com/office/word/2016/wordml/cid" xmlns:w16="http://schemas.microsoft.com/office/word/2018/wordml" xmlns:w16du="http://schemas.microsoft.com/office/word/2023/wordml/word16du" xmlns:w16sdtdh="http://schemas.microsoft.com/office/word/2020/wordml/sdtdatahash" xmlns:w16sdtfl="http://schemas.microsoft.com/office/word/2024/wordml/sdtformatlock" xmlns:w16se="http://schemas.microsoft.com/office/word/2015/wordml/symex" xmlns:wpg="http://schemas.microsoft.com/office/word/2010/wordprocessingGroup" xmlns:wpi="http://schemas.microsoft.com/office/word/2010/wordprocessingInk" xmlns:wne="http://schemas.microsoft.com/office/word/2006/wordml" xmlns:wps="http://schemas.microsoft.com/office/word/2010/wordprocessingShape" mc:Ignorable="w14 w15 w16se w16cid w16 w16cex w16sdtdh w16sdtfl w16du wp14">
   <w:abstractNum w:abstractNumId="0" w15:restartNumberingAfterBreak="0">
     <w:nsid w:val="016A611A"/>
     <w:multiLevelType w:val="hybridMultilevel"/>
@@ -5749,71 +5271,71 @@
       </w:rPr>
     </w:lvl>
   </w:abstractNum>
-  <w:num w:numId="1">
+  <w:num w:numId="1" w16cid:durableId="560556767">
     <w:abstractNumId w:val="16"/>
   </w:num>
-  <w:num w:numId="2">
+  <w:num w:numId="2" w16cid:durableId="82074866">
     <w:abstractNumId w:val="0"/>
   </w:num>
-  <w:num w:numId="3">
+  <w:num w:numId="3" w16cid:durableId="1534802351">
     <w:abstractNumId w:val="7"/>
   </w:num>
-  <w:num w:numId="4">
+  <w:num w:numId="4" w16cid:durableId="964849293">
     <w:abstractNumId w:val="6"/>
   </w:num>
-  <w:num w:numId="5">
+  <w:num w:numId="5" w16cid:durableId="394552777">
     <w:abstractNumId w:val="13"/>
   </w:num>
-  <w:num w:numId="6">
+  <w:num w:numId="6" w16cid:durableId="1422291851">
     <w:abstractNumId w:val="2"/>
   </w:num>
-  <w:num w:numId="7">
+  <w:num w:numId="7" w16cid:durableId="1014038769">
     <w:abstractNumId w:val="18"/>
   </w:num>
-  <w:num w:numId="8">
+  <w:num w:numId="8" w16cid:durableId="635449577">
     <w:abstractNumId w:val="19"/>
   </w:num>
-  <w:num w:numId="9">
+  <w:num w:numId="9" w16cid:durableId="1071537459">
     <w:abstractNumId w:val="12"/>
   </w:num>
-  <w:num w:numId="10">
+  <w:num w:numId="10" w16cid:durableId="1638339017">
     <w:abstractNumId w:val="5"/>
   </w:num>
-  <w:num w:numId="11">
+  <w:num w:numId="11" w16cid:durableId="432823225">
     <w:abstractNumId w:val="11"/>
   </w:num>
-  <w:num w:numId="12">
+  <w:num w:numId="12" w16cid:durableId="479083641">
     <w:abstractNumId w:val="17"/>
   </w:num>
-  <w:num w:numId="13">
+  <w:num w:numId="13" w16cid:durableId="255133331">
     <w:abstractNumId w:val="14"/>
   </w:num>
-  <w:num w:numId="14">
+  <w:num w:numId="14" w16cid:durableId="906648500">
     <w:abstractNumId w:val="3"/>
   </w:num>
-  <w:num w:numId="15">
+  <w:num w:numId="15" w16cid:durableId="1821919317">
     <w:abstractNumId w:val="15"/>
   </w:num>
-  <w:num w:numId="16">
+  <w:num w:numId="16" w16cid:durableId="1269239931">
     <w:abstractNumId w:val="10"/>
   </w:num>
-  <w:num w:numId="17">
+  <w:num w:numId="17" w16cid:durableId="952441796">
     <w:abstractNumId w:val="1"/>
   </w:num>
-  <w:num w:numId="18">
+  <w:num w:numId="18" w16cid:durableId="1493251927">
     <w:abstractNumId w:val="4"/>
   </w:num>
-  <w:num w:numId="19">
+  <w:num w:numId="19" w16cid:durableId="1924299046">
     <w:abstractNumId w:val="8"/>
   </w:num>
-  <w:num w:numId="20">
+  <w:num w:numId="20" w16cid:durableId="1780760114">
     <w:abstractNumId w:val="9"/>
   </w:num>
 </w:numbering>
 </file>
 
 <file path=word/styles.xml><?xml version="1.0" encoding="utf-8"?>
-<w:styles xmlns:mc="http://schemas.openxmlformats.org/markup-compatibility/2006" xmlns:r="http://schemas.openxmlformats.org/officeDocument/2006/relationships" xmlns:w="http://schemas.openxmlformats.org/wordprocessingml/2006/main" xmlns:w14="http://schemas.microsoft.com/office/word/2010/wordml" xmlns:w15="http://schemas.microsoft.com/office/word/2012/wordml" xmlns:w16se="http://schemas.microsoft.com/office/word/2015/wordml/symex" mc:Ignorable="w14 w15 w16se">
+<w:styles xmlns:mc="http://schemas.openxmlformats.org/markup-compatibility/2006" xmlns:r="http://schemas.openxmlformats.org/officeDocument/2006/relationships" xmlns:w="http://schemas.openxmlformats.org/wordprocessingml/2006/main" xmlns:w14="http://schemas.microsoft.com/office/word/2010/wordml" xmlns:w15="http://schemas.microsoft.com/office/word/2012/wordml" xmlns:w16cex="http://schemas.microsoft.com/office/word/2018/wordml/cex" xmlns:w16cid="http://schemas.microsoft.com/office/word/2016/wordml/cid" xmlns:w16="http://schemas.microsoft.com/office/word/2018/wordml" xmlns:w16du="http://schemas.microsoft.com/office/word/2023/wordml/word16du" xmlns:w16sdtdh="http://schemas.microsoft.com/office/word/2020/wordml/sdtdatahash" xmlns:w16sdtfl="http://schemas.microsoft.com/office/word/2024/wordml/sdtformatlock" xmlns:w16se="http://schemas.microsoft.com/office/word/2015/wordml/symex" mc:Ignorable="w14 w15 w16se w16cid w16 w16cex w16sdtdh w16sdtfl w16du">
   <w:docDefaults>
     <w:rPrDefault>
       <w:rPr>
@@ -5829,7 +5351,7 @@
       </w:pPr>
     </w:pPrDefault>
   </w:docDefaults>
-  <w:latentStyles w:defLockedState="0" w:defUIPriority="99" w:defSemiHidden="0" w:defUnhideWhenUsed="0" w:defQFormat="0" w:count="371">
+  <w:latentStyles w:defLockedState="0" w:defUIPriority="99" w:defSemiHidden="0" w:defUnhideWhenUsed="0" w:defQFormat="0" w:count="376">
     <w:lsdException w:name="Normal" w:uiPriority="0" w:qFormat="1"/>
     <w:lsdException w:name="heading 1" w:uiPriority="9" w:qFormat="1"/>
     <w:lsdException w:name="heading 2" w:semiHidden="1" w:uiPriority="9" w:unhideWhenUsed="1" w:qFormat="1"/>
@@ -6201,6 +5723,11 @@
     <w:lsdException w:name="List Table 5 Dark Accent 6" w:uiPriority="50"/>
     <w:lsdException w:name="List Table 6 Colorful Accent 6" w:uiPriority="51"/>
     <w:lsdException w:name="List Table 7 Colorful Accent 6" w:uiPriority="52"/>
+    <w:lsdException w:name="Mention" w:semiHidden="1" w:unhideWhenUsed="1"/>
+    <w:lsdException w:name="Smart Hyperlink" w:semiHidden="1" w:unhideWhenUsed="1"/>
+    <w:lsdException w:name="Hashtag" w:semiHidden="1" w:unhideWhenUsed="1"/>
+    <w:lsdException w:name="Unresolved Mention" w:semiHidden="1" w:unhideWhenUsed="1"/>
+    <w:lsdException w:name="Smart Link" w:semiHidden="1" w:unhideWhenUsed="1"/>
   </w:latentStyles>
   <w:style w:type="paragraph" w:default="1" w:styleId="Normal">
     <w:name w:val="Normal"/>
